--- a/services/certificates/templates/CERTIFICATE-OF-LOW-INCOME-NEW.docx
+++ b/services/certificates/templates/CERTIFICATE-OF-LOW-INCOME-NEW.docx
@@ -1472,12 +1472,14 @@
           <w:bCs w:val="0"/>
           <w:sz w:val="22"/>
           <w:szCs w:val="22"/>
+          <w:u w:val="none"/>
           <w:lang w:val="en-US"/>
         </w:rPr>
       </w:pPr>
       <w:r>
         <w:rPr>
           <w:rFonts w:hint="default"/>
+          <w:u w:val="none"/>
           <w:lang w:val="en-US"/>
         </w:rPr>
         <w:t xml:space="preserve">                                                                   </w:t>
@@ -1489,32 +1491,142 @@
           <w:bCs/>
           <w:sz w:val="22"/>
           <w:szCs w:val="22"/>
+          <w:u w:val="none"/>
           <w:lang w:val="en-US"/>
         </w:rPr>
         <w:t xml:space="preserve"> NAME :  </w:t>
       </w:r>
       <w:r>
         <w:rPr>
-          <w:rFonts w:hint="default" w:ascii="Bahnschrift" w:hAnsi="Bahnschrift" w:cs="Bahnschrift"/>
+          <w:rFonts w:hint="default" w:ascii="Arial Rounded MT Bold" w:hAnsi="Arial Rounded MT Bold" w:cs="Arial Rounded MT Bold"/>
           <w:b w:val="0"/>
           <w:bCs w:val="0"/>
           <w:sz w:val="22"/>
           <w:szCs w:val="22"/>
-          <w:lang w:val="en-US"/>
-        </w:rPr>
-        <w:t>FELICISIMA  V.  MINA</w:t>
-      </w:r>
-    </w:p>
-    <w:p>
-      <w:pPr>
-        <w:jc w:val="both"/>
-        <w:rPr>
-          <w:rFonts w:hint="default" w:ascii="Bahnschrift" w:hAnsi="Bahnschrift" w:cs="Bahnschrift"/>
+          <w:u w:val="none"/>
+          <w:lang w:val="en-US"/>
+        </w:rPr>
+        <w:t>${f</w:t>
+      </w:r>
+      <w:r>
+        <w:rPr>
+          <w:rFonts w:hint="default" w:ascii="Arial Rounded MT Bold" w:hAnsi="Arial Rounded MT Bold" w:cs="Arial Rounded MT Bold"/>
           <w:b w:val="0"/>
           <w:bCs w:val="0"/>
           <w:sz w:val="22"/>
           <w:szCs w:val="22"/>
-          <w:lang w:val="en-US"/>
+          <w:u w:val="none"/>
+          <w:lang w:val="en-PH"/>
+        </w:rPr>
+        <w:t>irst_name</w:t>
+      </w:r>
+      <w:r>
+        <w:rPr>
+          <w:rFonts w:hint="default" w:ascii="Arial Rounded MT Bold" w:hAnsi="Arial Rounded MT Bold" w:cs="Arial Rounded MT Bold"/>
+          <w:b w:val="0"/>
+          <w:bCs w:val="0"/>
+          <w:sz w:val="22"/>
+          <w:szCs w:val="22"/>
+          <w:u w:val="none"/>
+          <w:lang w:val="en-US"/>
+        </w:rPr>
+        <w:t>}</w:t>
+      </w:r>
+      <w:r>
+        <w:rPr>
+          <w:rFonts w:hint="default" w:ascii="Arial Rounded MT Bold" w:hAnsi="Arial Rounded MT Bold" w:cs="Arial Rounded MT Bold"/>
+          <w:b w:val="0"/>
+          <w:bCs w:val="0"/>
+          <w:sz w:val="22"/>
+          <w:szCs w:val="22"/>
+          <w:u w:val="none"/>
+          <w:lang w:val="en-PH"/>
+        </w:rPr>
+        <w:t xml:space="preserve"> </w:t>
+      </w:r>
+      <w:r>
+        <w:rPr>
+          <w:rFonts w:hint="default" w:ascii="Arial Rounded MT Bold" w:hAnsi="Arial Rounded MT Bold" w:cs="Arial Rounded MT Bold"/>
+          <w:b w:val="0"/>
+          <w:bCs w:val="0"/>
+          <w:sz w:val="22"/>
+          <w:szCs w:val="22"/>
+          <w:u w:val="none"/>
+          <w:lang w:val="en-US"/>
+        </w:rPr>
+        <w:t>${</w:t>
+      </w:r>
+      <w:r>
+        <w:rPr>
+          <w:rFonts w:hint="default" w:ascii="Arial Rounded MT Bold" w:hAnsi="Arial Rounded MT Bold" w:cs="Arial Rounded MT Bold"/>
+          <w:b w:val="0"/>
+          <w:bCs w:val="0"/>
+          <w:sz w:val="22"/>
+          <w:szCs w:val="22"/>
+          <w:u w:val="none"/>
+          <w:lang w:val="en-PH"/>
+        </w:rPr>
+        <w:t>middle_name</w:t>
+      </w:r>
+      <w:r>
+        <w:rPr>
+          <w:rFonts w:hint="default" w:ascii="Arial Rounded MT Bold" w:hAnsi="Arial Rounded MT Bold" w:cs="Arial Rounded MT Bold"/>
+          <w:b w:val="0"/>
+          <w:bCs w:val="0"/>
+          <w:sz w:val="22"/>
+          <w:szCs w:val="22"/>
+          <w:u w:val="none"/>
+          <w:lang w:val="en-US"/>
+        </w:rPr>
+        <w:t>}</w:t>
+      </w:r>
+      <w:r>
+        <w:rPr>
+          <w:rFonts w:hint="default" w:ascii="Arial Rounded MT Bold" w:hAnsi="Arial Rounded MT Bold" w:cs="Arial Rounded MT Bold"/>
+          <w:b w:val="0"/>
+          <w:bCs w:val="0"/>
+          <w:sz w:val="22"/>
+          <w:szCs w:val="22"/>
+          <w:u w:val="none"/>
+          <w:lang w:val="en-PH"/>
+        </w:rPr>
+        <w:t xml:space="preserve"> </w:t>
+      </w:r>
+      <w:r>
+        <w:rPr>
+          <w:rFonts w:hint="default" w:ascii="Arial Rounded MT Bold" w:hAnsi="Arial Rounded MT Bold" w:cs="Arial Rounded MT Bold"/>
+          <w:b w:val="0"/>
+          <w:bCs w:val="0"/>
+          <w:sz w:val="22"/>
+          <w:szCs w:val="22"/>
+          <w:u w:val="none"/>
+          <w:lang w:val="en-US"/>
+        </w:rPr>
+        <w:t>${</w:t>
+      </w:r>
+      <w:r>
+        <w:rPr>
+          <w:rFonts w:hint="default" w:ascii="Arial Rounded MT Bold" w:hAnsi="Arial Rounded MT Bold" w:cs="Arial Rounded MT Bold"/>
+          <w:b w:val="0"/>
+          <w:bCs w:val="0"/>
+          <w:sz w:val="22"/>
+          <w:szCs w:val="22"/>
+          <w:u w:val="none"/>
+          <w:lang w:val="en-PH"/>
+        </w:rPr>
+        <w:t>last_name}</w:t>
+      </w:r>
+    </w:p>
+    <w:p>
+      <w:pPr>
+        <w:jc w:val="both"/>
+        <w:rPr>
+          <w:rFonts w:hint="default" w:ascii="Bahnschrift" w:hAnsi="Bahnschrift" w:cs="Bahnschrift"/>
+          <w:b w:val="0"/>
+          <w:bCs w:val="0"/>
+          <w:sz w:val="22"/>
+          <w:szCs w:val="22"/>
+          <w:lang w:val="en-PH"/>
         </w:rPr>
       </w:pPr>
       <w:r>
@@ -1537,28 +1649,39 @@
           <w:szCs w:val="22"/>
           <w:lang w:val="en-US"/>
         </w:rPr>
-        <w:t xml:space="preserve"> F</w:t>
-      </w:r>
-    </w:p>
-    <w:p>
-      <w:pPr>
-        <w:jc w:val="both"/>
+        <w:t xml:space="preserve"> </w:t>
+      </w:r>
+      <w:r>
         <w:rPr>
           <w:rFonts w:hint="default" w:ascii="Bahnschrift" w:hAnsi="Bahnschrift" w:cs="Bahnschrift"/>
           <w:b w:val="0"/>
           <w:bCs w:val="0"/>
           <w:sz w:val="22"/>
           <w:szCs w:val="22"/>
-          <w:lang w:val="en-US"/>
-        </w:rPr>
-      </w:pPr>
-      <w:r>
+          <w:lang w:val="en-PH"/>
+        </w:rPr>
+        <w:t>${sex}</w:t>
+      </w:r>
+    </w:p>
+    <w:p>
+      <w:pPr>
+        <w:jc w:val="both"/>
         <w:rPr>
           <w:rFonts w:hint="default" w:ascii="Bahnschrift" w:hAnsi="Bahnschrift" w:cs="Bahnschrift"/>
           <w:b w:val="0"/>
           <w:bCs w:val="0"/>
           <w:sz w:val="22"/>
           <w:szCs w:val="22"/>
+          <w:lang w:val="en-PH"/>
+        </w:rPr>
+      </w:pPr>
+      <w:r>
+        <w:rPr>
+          <w:rFonts w:hint="default" w:ascii="Bahnschrift" w:hAnsi="Bahnschrift" w:cs="Bahnschrift"/>
+          <w:b w:val="0"/>
+          <w:bCs w:val="0"/>
+          <w:sz w:val="22"/>
+          <w:szCs w:val="22"/>
           <w:lang w:val="en-US"/>
         </w:rPr>
         <w:t xml:space="preserve">                                                   </w:t>
@@ -1572,7 +1695,18 @@
           <w:szCs w:val="22"/>
           <w:lang w:val="en-US"/>
         </w:rPr>
-        <w:t xml:space="preserve"> AGE :  78</w:t>
+        <w:t xml:space="preserve"> AGE :  </w:t>
+      </w:r>
+      <w:r>
+        <w:rPr>
+          <w:rFonts w:hint="default" w:ascii="Bahnschrift" w:hAnsi="Bahnschrift" w:cs="Bahnschrift"/>
+          <w:b/>
+          <w:bCs/>
+          <w:sz w:val="22"/>
+          <w:szCs w:val="22"/>
+          <w:lang w:val="en-PH"/>
+        </w:rPr>
+        <w:t>${age}</w:t>
       </w:r>
     </w:p>
     <w:p>
@@ -1679,8 +1813,6 @@
         </w:rPr>
         <w:t xml:space="preserve"> NONE</w:t>
       </w:r>
-      <w:bookmarkStart w:id="0" w:name="_GoBack"/>
-      <w:bookmarkEnd w:id="0"/>
     </w:p>
     <w:p>
       <w:pPr>
@@ -1941,37 +2073,30 @@
           <w:rFonts w:hint="default" w:ascii="Bahnschrift" w:hAnsi="Bahnschrift" w:cs="Bahnschrift"/>
           <w:lang w:val="en-US"/>
         </w:rPr>
-        <w:t xml:space="preserve">                                                        ISSUED ON THIS 24</w:t>
-      </w:r>
-      <w:r>
-        <w:rPr>
-          <w:rFonts w:hint="default" w:ascii="Bahnschrift" w:hAnsi="Bahnschrift" w:cs="Bahnschrift"/>
-          <w:vertAlign w:val="superscript"/>
-          <w:lang w:val="en-US"/>
-        </w:rPr>
-        <w:t>TH</w:t>
-      </w:r>
-      <w:r>
-        <w:rPr>
-          <w:rFonts w:hint="default" w:ascii="Bahnschrift" w:hAnsi="Bahnschrift" w:cs="Bahnschrift"/>
-          <w:lang w:val="en-US"/>
-        </w:rPr>
-        <w:t xml:space="preserve"> </w:t>
-      </w:r>
-      <w:r>
-        <w:rPr>
-          <w:rFonts w:hint="default" w:ascii="Bahnschrift" w:hAnsi="Bahnschrift" w:cs="Bahnschrift"/>
-          <w:vertAlign w:val="superscript"/>
-          <w:lang w:val="en-US"/>
-        </w:rPr>
-        <w:t>th</w:t>
-      </w:r>
-      <w:r>
-        <w:rPr>
-          <w:rFonts w:hint="default" w:ascii="Bahnschrift" w:hAnsi="Bahnschrift" w:cs="Bahnschrift"/>
-          <w:lang w:val="en-US"/>
-        </w:rPr>
-        <w:t xml:space="preserve">   DAY OF  FEBRUARY  2025.</w:t>
+        <w:t xml:space="preserve">                                                        ISSUED ON THIS </w:t>
+      </w:r>
+      <w:r>
+        <w:rPr>
+          <w:rFonts w:hint="default" w:ascii="Bahnschrift" w:hAnsi="Bahnschrift" w:cs="Bahnschrift"/>
+          <w:lang w:val="en-PH"/>
+        </w:rPr>
+        <w:t>${date_requested</w:t>
+      </w:r>
+      <w:bookmarkStart w:id="0" w:name="_GoBack"/>
+      <w:bookmarkEnd w:id="0"/>
+      <w:r>
+        <w:rPr>
+          <w:rFonts w:hint="default" w:ascii="Bahnschrift" w:hAnsi="Bahnschrift" w:cs="Bahnschrift"/>
+          <w:lang w:val="en-PH"/>
+        </w:rPr>
+        <w:t>}</w:t>
+      </w:r>
+      <w:r>
+        <w:rPr>
+          <w:rFonts w:hint="default" w:ascii="Bahnschrift" w:hAnsi="Bahnschrift" w:cs="Bahnschrift"/>
+          <w:lang w:val="en-US"/>
+        </w:rPr>
+        <w:t>.</w:t>
       </w:r>
     </w:p>
     <w:p>
@@ -2128,6 +2253,122 @@
           <w:lang w:val="en-US"/>
         </w:rPr>
       </w:pPr>
+      <w:r>
+        <w:rPr>
+          <w:sz w:val="20"/>
+        </w:rPr>
+        <mc:AlternateContent>
+          <mc:Choice Requires="wps">
+            <w:drawing>
+              <wp:anchor distT="0" distB="0" distL="114300" distR="114300" simplePos="0" relativeHeight="251663360" behindDoc="0" locked="0" layoutInCell="1" allowOverlap="1">
+                <wp:simplePos x="0" y="0"/>
+                <wp:positionH relativeFrom="column">
+                  <wp:posOffset>2108200</wp:posOffset>
+                </wp:positionH>
+                <wp:positionV relativeFrom="paragraph">
+                  <wp:posOffset>54610</wp:posOffset>
+                </wp:positionV>
+                <wp:extent cx="903605" cy="783590"/>
+                <wp:effectExtent l="0" t="0" r="10795" b="8890"/>
+                <wp:wrapNone/>
+                <wp:docPr id="1" name="Text Box 1"/>
+                <wp:cNvGraphicFramePr/>
+                <a:graphic xmlns:a="http://schemas.openxmlformats.org/drawingml/2006/main">
+                  <a:graphicData uri="http://schemas.microsoft.com/office/word/2010/wordprocessingShape">
+                    <wps:wsp>
+                      <wps:cNvSpPr txBox="1"/>
+                      <wps:spPr>
+                        <a:xfrm>
+                          <a:off x="0" y="0"/>
+                          <a:ext cx="903605" cy="783590"/>
+                        </a:xfrm>
+                        <a:prstGeom prst="rect">
+                          <a:avLst/>
+                        </a:prstGeom>
+                        <a:solidFill>
+                          <a:schemeClr val="lt1"/>
+                        </a:solidFill>
+                        <a:ln w="6350">
+                          <a:noFill/>
+                        </a:ln>
+                      </wps:spPr>
+                      <wps:style>
+                        <a:lnRef idx="0">
+                          <a:schemeClr val="accent1"/>
+                        </a:lnRef>
+                        <a:fillRef idx="0">
+                          <a:schemeClr val="accent1"/>
+                        </a:fillRef>
+                        <a:effectRef idx="0">
+                          <a:schemeClr val="accent1"/>
+                        </a:effectRef>
+                        <a:fontRef idx="minor">
+                          <a:schemeClr val="dk1"/>
+                        </a:fontRef>
+                      </wps:style>
+                      <wps:txbx>
+                        <w:txbxContent>
+                          <w:p>
+                            <w:pPr>
+                              <w:ind w:firstLine="100" w:firstLineChars="50"/>
+                              <w:jc w:val="both"/>
+                              <w:rPr>
+                                <w:rFonts w:hint="default"/>
+                                <w:lang w:val="en-PH"/>
+                              </w:rPr>
+                            </w:pPr>
+                            <w:r>
+                              <w:rPr>
+                                <w:rFonts w:hint="default"/>
+                                <w:lang w:val="en-PH"/>
+                              </w:rPr>
+                              <w:t>${qr_code}</w:t>
+                            </w:r>
+                          </w:p>
+                        </w:txbxContent>
+                      </wps:txbx>
+                      <wps:bodyPr rot="0" spcFirstLastPara="0" vertOverflow="overflow" horzOverflow="overflow" vert="horz" wrap="square" lIns="91440" tIns="45720" rIns="91440" bIns="45720" numCol="1" spcCol="0" rtlCol="0" fromWordArt="0" anchor="t" anchorCtr="0" forceAA="0" compatLnSpc="1">
+                        <a:noAutofit/>
+                      </wps:bodyPr>
+                    </wps:wsp>
+                  </a:graphicData>
+                </a:graphic>
+              </wp:anchor>
+            </w:drawing>
+          </mc:Choice>
+          <mc:Fallback>
+            <w:pict>
+              <v:shape id="_x0000_s1026" o:spid="_x0000_s1026" o:spt="202" type="#_x0000_t202" style="position:absolute;left:0pt;margin-left:166pt;margin-top:4.3pt;height:61.7pt;width:71.15pt;z-index:251663360;mso-width-relative:page;mso-height-relative:page;" fillcolor="#FFFFFF [3201]" filled="t" stroked="f" coordsize="21600,21600" o:gfxdata="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">
+                <v:fill on="t" focussize="0,0"/>
+                <v:stroke on="f" weight="0.5pt"/>
+                <v:imagedata o:title=""/>
+                <o:lock v:ext="edit" aspectratio="f"/>
+                <v:textbox>
+                  <w:txbxContent>
+                    <w:p>
+                      <w:pPr>
+                        <w:ind w:firstLine="100" w:firstLineChars="50"/>
+                        <w:jc w:val="both"/>
+                        <w:rPr>
+                          <w:rFonts w:hint="default"/>
+                          <w:lang w:val="en-PH"/>
+                        </w:rPr>
+                      </w:pPr>
+                      <w:r>
+                        <w:rPr>
+                          <w:rFonts w:hint="default"/>
+                          <w:lang w:val="en-PH"/>
+                        </w:rPr>
+                        <w:t>${qr_code}</w:t>
+                      </w:r>
+                    </w:p>
+                  </w:txbxContent>
+                </v:textbox>
+              </v:shape>
+            </w:pict>
+          </mc:Fallback>
+        </mc:AlternateContent>
+      </w:r>
       <w:r>
         <w:rPr>
           <w:rFonts w:hint="default" w:ascii="Bahnschrift" w:hAnsi="Bahnschrift" w:cs="Bahnschrift"/>
